--- a/tillsyn/A 61727-2024 tillsynsbegäran.docx
+++ b/tillsyn/A 61727-2024 tillsynsbegäran.docx
@@ -218,7 +218,7 @@
     <w:r>
       <w:tab/>
       <w:tab/>
-      <w:t>2024-12-31</w:t>
+      <w:t>2025-01-01</w:t>
       <w:br/>
       <w:br/>
     </w:r>

--- a/tillsyn/A 61727-2024 tillsynsbegäran.docx
+++ b/tillsyn/A 61727-2024 tillsynsbegäran.docx
@@ -218,7 +218,7 @@
     <w:r>
       <w:tab/>
       <w:tab/>
-      <w:t>2025-01-01</w:t>
+      <w:t>2025-01-02</w:t>
       <w:br/>
       <w:br/>
     </w:r>

--- a/tillsyn/A 61727-2024 tillsynsbegäran.docx
+++ b/tillsyn/A 61727-2024 tillsynsbegäran.docx
@@ -218,7 +218,7 @@
     <w:r>
       <w:tab/>
       <w:tab/>
-      <w:t>2025-01-02</w:t>
+      <w:t>2025-01-03</w:t>
       <w:br/>
       <w:br/>
     </w:r>

--- a/tillsyn/A 61727-2024 tillsynsbegäran.docx
+++ b/tillsyn/A 61727-2024 tillsynsbegäran.docx
@@ -218,7 +218,7 @@
     <w:r>
       <w:tab/>
       <w:tab/>
-      <w:t>2025-01-03</w:t>
+      <w:t>2025-01-04</w:t>
       <w:br/>
       <w:br/>
     </w:r>

--- a/tillsyn/A 61727-2024 tillsynsbegäran.docx
+++ b/tillsyn/A 61727-2024 tillsynsbegäran.docx
@@ -218,7 +218,7 @@
     <w:r>
       <w:tab/>
       <w:tab/>
-      <w:t>2025-01-04</w:t>
+      <w:t>2025-01-05</w:t>
       <w:br/>
       <w:br/>
     </w:r>

--- a/tillsyn/A 61727-2024 tillsynsbegäran.docx
+++ b/tillsyn/A 61727-2024 tillsynsbegäran.docx
@@ -218,7 +218,7 @@
     <w:r>
       <w:tab/>
       <w:tab/>
-      <w:t>2025-01-05</w:t>
+      <w:t>2025-01-06</w:t>
       <w:br/>
       <w:br/>
     </w:r>

--- a/tillsyn/A 61727-2024 tillsynsbegäran.docx
+++ b/tillsyn/A 61727-2024 tillsynsbegäran.docx
@@ -218,7 +218,7 @@
     <w:r>
       <w:tab/>
       <w:tab/>
-      <w:t>2025-01-06</w:t>
+      <w:t>2025-01-07</w:t>
       <w:br/>
       <w:br/>
     </w:r>

--- a/tillsyn/A 61727-2024 tillsynsbegäran.docx
+++ b/tillsyn/A 61727-2024 tillsynsbegäran.docx
@@ -218,7 +218,7 @@
     <w:r>
       <w:tab/>
       <w:tab/>
-      <w:t>2025-01-07</w:t>
+      <w:t>2025-01-08</w:t>
       <w:br/>
       <w:br/>
     </w:r>

--- a/tillsyn/A 61727-2024 tillsynsbegäran.docx
+++ b/tillsyn/A 61727-2024 tillsynsbegäran.docx
@@ -218,7 +218,7 @@
     <w:r>
       <w:tab/>
       <w:tab/>
-      <w:t>2025-01-08</w:t>
+      <w:t>2025-01-09</w:t>
       <w:br/>
       <w:br/>
     </w:r>

--- a/tillsyn/A 61727-2024 tillsynsbegäran.docx
+++ b/tillsyn/A 61727-2024 tillsynsbegäran.docx
@@ -218,7 +218,7 @@
     <w:r>
       <w:tab/>
       <w:tab/>
-      <w:t>2025-01-09</w:t>
+      <w:t>2025-01-10</w:t>
       <w:br/>
       <w:br/>
     </w:r>

--- a/tillsyn/A 61727-2024 tillsynsbegäran.docx
+++ b/tillsyn/A 61727-2024 tillsynsbegäran.docx
@@ -218,7 +218,7 @@
     <w:r>
       <w:tab/>
       <w:tab/>
-      <w:t>2025-01-10</w:t>
+      <w:t>2025-01-11</w:t>
       <w:br/>
       <w:br/>
     </w:r>

--- a/tillsyn/A 61727-2024 tillsynsbegäran.docx
+++ b/tillsyn/A 61727-2024 tillsynsbegäran.docx
@@ -218,7 +218,7 @@
     <w:r>
       <w:tab/>
       <w:tab/>
-      <w:t>2025-01-11</w:t>
+      <w:t>2025-01-12</w:t>
       <w:br/>
       <w:br/>
     </w:r>

--- a/tillsyn/A 61727-2024 tillsynsbegäran.docx
+++ b/tillsyn/A 61727-2024 tillsynsbegäran.docx
@@ -218,7 +218,7 @@
     <w:r>
       <w:tab/>
       <w:tab/>
-      <w:t>2025-01-12</w:t>
+      <w:t>2025-01-13</w:t>
       <w:br/>
       <w:br/>
     </w:r>

--- a/tillsyn/A 61727-2024 tillsynsbegäran.docx
+++ b/tillsyn/A 61727-2024 tillsynsbegäran.docx
@@ -218,7 +218,7 @@
     <w:r>
       <w:tab/>
       <w:tab/>
-      <w:t>2025-01-13</w:t>
+      <w:t>2025-01-14</w:t>
       <w:br/>
       <w:br/>
     </w:r>

--- a/tillsyn/A 61727-2024 tillsynsbegäran.docx
+++ b/tillsyn/A 61727-2024 tillsynsbegäran.docx
@@ -218,7 +218,7 @@
     <w:r>
       <w:tab/>
       <w:tab/>
-      <w:t>2025-01-14</w:t>
+      <w:t>2025-01-15</w:t>
       <w:br/>
       <w:br/>
     </w:r>

--- a/tillsyn/A 61727-2024 tillsynsbegäran.docx
+++ b/tillsyn/A 61727-2024 tillsynsbegäran.docx
@@ -218,7 +218,7 @@
     <w:r>
       <w:tab/>
       <w:tab/>
-      <w:t>2025-01-15</w:t>
+      <w:t>2025-01-16</w:t>
       <w:br/>
       <w:br/>
     </w:r>

--- a/tillsyn/A 61727-2024 tillsynsbegäran.docx
+++ b/tillsyn/A 61727-2024 tillsynsbegäran.docx
@@ -218,7 +218,7 @@
     <w:r>
       <w:tab/>
       <w:tab/>
-      <w:t>2025-01-16</w:t>
+      <w:t>2025-01-17</w:t>
       <w:br/>
       <w:br/>
     </w:r>

--- a/tillsyn/A 61727-2024 tillsynsbegäran.docx
+++ b/tillsyn/A 61727-2024 tillsynsbegäran.docx
@@ -218,7 +218,7 @@
     <w:r>
       <w:tab/>
       <w:tab/>
-      <w:t>2025-01-17</w:t>
+      <w:t>2025-01-18</w:t>
       <w:br/>
       <w:br/>
     </w:r>

--- a/tillsyn/A 61727-2024 tillsynsbegäran.docx
+++ b/tillsyn/A 61727-2024 tillsynsbegäran.docx
@@ -218,7 +218,7 @@
     <w:r>
       <w:tab/>
       <w:tab/>
-      <w:t>2025-01-18</w:t>
+      <w:t>2025-01-19</w:t>
       <w:br/>
       <w:br/>
     </w:r>

--- a/tillsyn/A 61727-2024 tillsynsbegäran.docx
+++ b/tillsyn/A 61727-2024 tillsynsbegäran.docx
@@ -218,7 +218,7 @@
     <w:r>
       <w:tab/>
       <w:tab/>
-      <w:t>2025-01-30</w:t>
+      <w:t>2025-01-31</w:t>
       <w:br/>
       <w:br/>
     </w:r>

--- a/tillsyn/A 61727-2024 tillsynsbegäran.docx
+++ b/tillsyn/A 61727-2024 tillsynsbegäran.docx
@@ -218,7 +218,7 @@
     <w:r>
       <w:tab/>
       <w:tab/>
-      <w:t>2025-01-31</w:t>
+      <w:t>2025-02-02</w:t>
       <w:br/>
       <w:br/>
     </w:r>

--- a/tillsyn/A 61727-2024 tillsynsbegäran.docx
+++ b/tillsyn/A 61727-2024 tillsynsbegäran.docx
@@ -218,7 +218,7 @@
     <w:r>
       <w:tab/>
       <w:tab/>
-      <w:t>2025-02-02</w:t>
+      <w:t>2025-02-03</w:t>
       <w:br/>
       <w:br/>
     </w:r>

--- a/tillsyn/A 61727-2024 tillsynsbegäran.docx
+++ b/tillsyn/A 61727-2024 tillsynsbegäran.docx
@@ -218,7 +218,7 @@
     <w:r>
       <w:tab/>
       <w:tab/>
-      <w:t>2025-02-03</w:t>
+      <w:t>2025-02-04</w:t>
       <w:br/>
       <w:br/>
     </w:r>

--- a/tillsyn/A 61727-2024 tillsynsbegäran.docx
+++ b/tillsyn/A 61727-2024 tillsynsbegäran.docx
@@ -218,7 +218,7 @@
     <w:r>
       <w:tab/>
       <w:tab/>
-      <w:t>2025-02-04</w:t>
+      <w:t>2025-02-05</w:t>
       <w:br/>
       <w:br/>
     </w:r>

--- a/tillsyn/A 61727-2024 tillsynsbegäran.docx
+++ b/tillsyn/A 61727-2024 tillsynsbegäran.docx
@@ -218,7 +218,7 @@
     <w:r>
       <w:tab/>
       <w:tab/>
-      <w:t>2025-02-05</w:t>
+      <w:t>2025-02-06</w:t>
       <w:br/>
       <w:br/>
     </w:r>

--- a/tillsyn/A 61727-2024 tillsynsbegäran.docx
+++ b/tillsyn/A 61727-2024 tillsynsbegäran.docx
@@ -218,7 +218,7 @@
     <w:r>
       <w:tab/>
       <w:tab/>
-      <w:t>2025-02-06</w:t>
+      <w:t>2025-02-07</w:t>
       <w:br/>
       <w:br/>
     </w:r>

--- a/tillsyn/A 61727-2024 tillsynsbegäran.docx
+++ b/tillsyn/A 61727-2024 tillsynsbegäran.docx
@@ -218,7 +218,7 @@
     <w:r>
       <w:tab/>
       <w:tab/>
-      <w:t>2025-02-07</w:t>
+      <w:t>2025-02-08</w:t>
       <w:br/>
       <w:br/>
     </w:r>

--- a/tillsyn/A 61727-2024 tillsynsbegäran.docx
+++ b/tillsyn/A 61727-2024 tillsynsbegäran.docx
@@ -218,7 +218,7 @@
     <w:r>
       <w:tab/>
       <w:tab/>
-      <w:t>2025-02-08</w:t>
+      <w:t>2025-02-09</w:t>
       <w:br/>
       <w:br/>
     </w:r>

--- a/tillsyn/A 61727-2024 tillsynsbegäran.docx
+++ b/tillsyn/A 61727-2024 tillsynsbegäran.docx
@@ -218,7 +218,7 @@
     <w:r>
       <w:tab/>
       <w:tab/>
-      <w:t>2025-02-09</w:t>
+      <w:t>2025-02-10</w:t>
       <w:br/>
       <w:br/>
     </w:r>

--- a/tillsyn/A 61727-2024 tillsynsbegäran.docx
+++ b/tillsyn/A 61727-2024 tillsynsbegäran.docx
@@ -218,7 +218,7 @@
     <w:r>
       <w:tab/>
       <w:tab/>
-      <w:t>2025-02-10</w:t>
+      <w:t>2025-02-11</w:t>
       <w:br/>
       <w:br/>
     </w:r>

--- a/tillsyn/A 61727-2024 tillsynsbegäran.docx
+++ b/tillsyn/A 61727-2024 tillsynsbegäran.docx
@@ -218,7 +218,7 @@
     <w:r>
       <w:tab/>
       <w:tab/>
-      <w:t>2025-02-11</w:t>
+      <w:t>2025-02-12</w:t>
       <w:br/>
       <w:br/>
     </w:r>

--- a/tillsyn/A 61727-2024 tillsynsbegäran.docx
+++ b/tillsyn/A 61727-2024 tillsynsbegäran.docx
@@ -218,7 +218,7 @@
     <w:r>
       <w:tab/>
       <w:tab/>
-      <w:t>2025-02-12</w:t>
+      <w:t>2025-02-13</w:t>
       <w:br/>
       <w:br/>
     </w:r>

--- a/tillsyn/A 61727-2024 tillsynsbegäran.docx
+++ b/tillsyn/A 61727-2024 tillsynsbegäran.docx
@@ -218,7 +218,7 @@
     <w:r>
       <w:tab/>
       <w:tab/>
-      <w:t>2025-02-13</w:t>
+      <w:t>2025-02-14</w:t>
       <w:br/>
       <w:br/>
     </w:r>

--- a/tillsyn/A 61727-2024 tillsynsbegäran.docx
+++ b/tillsyn/A 61727-2024 tillsynsbegäran.docx
@@ -218,7 +218,7 @@
     <w:r>
       <w:tab/>
       <w:tab/>
-      <w:t>2025-02-14</w:t>
+      <w:t>2025-02-15</w:t>
       <w:br/>
       <w:br/>
     </w:r>

--- a/tillsyn/A 61727-2024 tillsynsbegäran.docx
+++ b/tillsyn/A 61727-2024 tillsynsbegäran.docx
@@ -218,7 +218,7 @@
     <w:r>
       <w:tab/>
       <w:tab/>
-      <w:t>2025-02-15</w:t>
+      <w:t>2025-02-16</w:t>
       <w:br/>
       <w:br/>
     </w:r>

--- a/tillsyn/A 61727-2024 tillsynsbegäran.docx
+++ b/tillsyn/A 61727-2024 tillsynsbegäran.docx
@@ -218,7 +218,7 @@
     <w:r>
       <w:tab/>
       <w:tab/>
-      <w:t>2025-02-16</w:t>
+      <w:t>2025-02-17</w:t>
       <w:br/>
       <w:br/>
     </w:r>

--- a/tillsyn/A 61727-2024 tillsynsbegäran.docx
+++ b/tillsyn/A 61727-2024 tillsynsbegäran.docx
@@ -218,7 +218,7 @@
     <w:r>
       <w:tab/>
       <w:tab/>
-      <w:t>2025-02-17</w:t>
+      <w:t>2025-02-18</w:t>
       <w:br/>
       <w:br/>
     </w:r>

--- a/tillsyn/A 61727-2024 tillsynsbegäran.docx
+++ b/tillsyn/A 61727-2024 tillsynsbegäran.docx
@@ -218,7 +218,7 @@
     <w:r>
       <w:tab/>
       <w:tab/>
-      <w:t>2025-02-18</w:t>
+      <w:t>2025-02-19</w:t>
       <w:br/>
       <w:br/>
     </w:r>

--- a/tillsyn/A 61727-2024 tillsynsbegäran.docx
+++ b/tillsyn/A 61727-2024 tillsynsbegäran.docx
@@ -218,7 +218,7 @@
     <w:r>
       <w:tab/>
       <w:tab/>
-      <w:t>2025-02-19</w:t>
+      <w:t>2025-02-20</w:t>
       <w:br/>
       <w:br/>
     </w:r>

--- a/tillsyn/A 61727-2024 tillsynsbegäran.docx
+++ b/tillsyn/A 61727-2024 tillsynsbegäran.docx
@@ -218,7 +218,7 @@
     <w:r>
       <w:tab/>
       <w:tab/>
-      <w:t>2025-02-20</w:t>
+      <w:t>2025-02-21</w:t>
       <w:br/>
       <w:br/>
     </w:r>

--- a/tillsyn/A 61727-2024 tillsynsbegäran.docx
+++ b/tillsyn/A 61727-2024 tillsynsbegäran.docx
@@ -218,7 +218,7 @@
     <w:r>
       <w:tab/>
       <w:tab/>
-      <w:t>2025-02-21</w:t>
+      <w:t>2025-02-22</w:t>
       <w:br/>
       <w:br/>
     </w:r>

--- a/tillsyn/A 61727-2024 tillsynsbegäran.docx
+++ b/tillsyn/A 61727-2024 tillsynsbegäran.docx
@@ -218,7 +218,7 @@
     <w:r>
       <w:tab/>
       <w:tab/>
-      <w:t>2025-02-22</w:t>
+      <w:t>2025-02-23</w:t>
       <w:br/>
       <w:br/>
     </w:r>

--- a/tillsyn/A 61727-2024 tillsynsbegäran.docx
+++ b/tillsyn/A 61727-2024 tillsynsbegäran.docx
@@ -218,7 +218,7 @@
     <w:r>
       <w:tab/>
       <w:tab/>
-      <w:t>2025-02-23</w:t>
+      <w:t>2025-02-24</w:t>
       <w:br/>
       <w:br/>
     </w:r>

--- a/tillsyn/A 61727-2024 tillsynsbegäran.docx
+++ b/tillsyn/A 61727-2024 tillsynsbegäran.docx
@@ -218,7 +218,7 @@
     <w:r>
       <w:tab/>
       <w:tab/>
-      <w:t>2025-03-02</w:t>
+      <w:t>2025-03-03</w:t>
       <w:br/>
       <w:br/>
     </w:r>

--- a/tillsyn/A 61727-2024 tillsynsbegäran.docx
+++ b/tillsyn/A 61727-2024 tillsynsbegäran.docx
@@ -218,7 +218,7 @@
     <w:r>
       <w:tab/>
       <w:tab/>
-      <w:t>2025-03-03</w:t>
+      <w:t>2025-03-04</w:t>
       <w:br/>
       <w:br/>
     </w:r>

--- a/tillsyn/A 61727-2024 tillsynsbegäran.docx
+++ b/tillsyn/A 61727-2024 tillsynsbegäran.docx
@@ -218,7 +218,7 @@
     <w:r>
       <w:tab/>
       <w:tab/>
-      <w:t>2025-03-04</w:t>
+      <w:t>2025-03-05</w:t>
       <w:br/>
       <w:br/>
     </w:r>

--- a/tillsyn/A 61727-2024 tillsynsbegäran.docx
+++ b/tillsyn/A 61727-2024 tillsynsbegäran.docx
@@ -218,7 +218,7 @@
     <w:r>
       <w:tab/>
       <w:tab/>
-      <w:t>2025-03-05</w:t>
+      <w:t>2025-03-06</w:t>
       <w:br/>
       <w:br/>
     </w:r>

--- a/tillsyn/A 61727-2024 tillsynsbegäran.docx
+++ b/tillsyn/A 61727-2024 tillsynsbegäran.docx
@@ -218,7 +218,7 @@
     <w:r>
       <w:tab/>
       <w:tab/>
-      <w:t>2025-03-06</w:t>
+      <w:t>2025-03-07</w:t>
       <w:br/>
       <w:br/>
     </w:r>

--- a/tillsyn/A 61727-2024 tillsynsbegäran.docx
+++ b/tillsyn/A 61727-2024 tillsynsbegäran.docx
@@ -218,7 +218,7 @@
     <w:r>
       <w:tab/>
       <w:tab/>
-      <w:t>2025-03-07</w:t>
+      <w:t>2025-03-08</w:t>
       <w:br/>
       <w:br/>
     </w:r>

--- a/tillsyn/A 61727-2024 tillsynsbegäran.docx
+++ b/tillsyn/A 61727-2024 tillsynsbegäran.docx
@@ -218,7 +218,7 @@
     <w:r>
       <w:tab/>
       <w:tab/>
-      <w:t>2025-03-08</w:t>
+      <w:t>2025-03-09</w:t>
       <w:br/>
       <w:br/>
     </w:r>

--- a/tillsyn/A 61727-2024 tillsynsbegäran.docx
+++ b/tillsyn/A 61727-2024 tillsynsbegäran.docx
@@ -218,7 +218,7 @@
     <w:r>
       <w:tab/>
       <w:tab/>
-      <w:t>2025-03-09</w:t>
+      <w:t>2025-03-10</w:t>
       <w:br/>
       <w:br/>
     </w:r>

--- a/tillsyn/A 61727-2024 tillsynsbegäran.docx
+++ b/tillsyn/A 61727-2024 tillsynsbegäran.docx
@@ -218,7 +218,7 @@
     <w:r>
       <w:tab/>
       <w:tab/>
-      <w:t>2025-03-10</w:t>
+      <w:t>2025-03-11</w:t>
       <w:br/>
       <w:br/>
     </w:r>

--- a/tillsyn/A 61727-2024 tillsynsbegäran.docx
+++ b/tillsyn/A 61727-2024 tillsynsbegäran.docx
@@ -218,7 +218,7 @@
     <w:r>
       <w:tab/>
       <w:tab/>
-      <w:t>2025-03-11</w:t>
+      <w:t>2025-03-12</w:t>
       <w:br/>
       <w:br/>
     </w:r>

--- a/tillsyn/A 61727-2024 tillsynsbegäran.docx
+++ b/tillsyn/A 61727-2024 tillsynsbegäran.docx
@@ -218,7 +218,7 @@
     <w:r>
       <w:tab/>
       <w:tab/>
-      <w:t>2025-03-12</w:t>
+      <w:t>2025-03-13</w:t>
       <w:br/>
       <w:br/>
     </w:r>

--- a/tillsyn/A 61727-2024 tillsynsbegäran.docx
+++ b/tillsyn/A 61727-2024 tillsynsbegäran.docx
@@ -218,7 +218,7 @@
     <w:r>
       <w:tab/>
       <w:tab/>
-      <w:t>2025-03-13</w:t>
+      <w:t>2025-03-14</w:t>
       <w:br/>
       <w:br/>
     </w:r>

--- a/tillsyn/A 61727-2024 tillsynsbegäran.docx
+++ b/tillsyn/A 61727-2024 tillsynsbegäran.docx
@@ -218,7 +218,7 @@
     <w:r>
       <w:tab/>
       <w:tab/>
-      <w:t>2025-03-14</w:t>
+      <w:t>2025-03-15</w:t>
       <w:br/>
       <w:br/>
     </w:r>

--- a/tillsyn/A 61727-2024 tillsynsbegäran.docx
+++ b/tillsyn/A 61727-2024 tillsynsbegäran.docx
@@ -218,7 +218,7 @@
     <w:r>
       <w:tab/>
       <w:tab/>
-      <w:t>2025-03-15</w:t>
+      <w:t>2025-03-16</w:t>
       <w:br/>
       <w:br/>
     </w:r>

--- a/tillsyn/A 61727-2024 tillsynsbegäran.docx
+++ b/tillsyn/A 61727-2024 tillsynsbegäran.docx
@@ -218,7 +218,7 @@
     <w:r>
       <w:tab/>
       <w:tab/>
-      <w:t>2025-03-16</w:t>
+      <w:t>2025-03-17</w:t>
       <w:br/>
       <w:br/>
     </w:r>

--- a/tillsyn/A 61727-2024 tillsynsbegäran.docx
+++ b/tillsyn/A 61727-2024 tillsynsbegäran.docx
@@ -218,7 +218,7 @@
     <w:r>
       <w:tab/>
       <w:tab/>
-      <w:t>2025-03-17</w:t>
+      <w:t>2025-03-18</w:t>
       <w:br/>
       <w:br/>
     </w:r>

--- a/tillsyn/A 61727-2024 tillsynsbegäran.docx
+++ b/tillsyn/A 61727-2024 tillsynsbegäran.docx
@@ -218,7 +218,7 @@
     <w:r>
       <w:tab/>
       <w:tab/>
-      <w:t>2025-03-18</w:t>
+      <w:t>2025-03-19</w:t>
       <w:br/>
       <w:br/>
     </w:r>

--- a/tillsyn/A 61727-2024 tillsynsbegäran.docx
+++ b/tillsyn/A 61727-2024 tillsynsbegäran.docx
@@ -218,7 +218,7 @@
     <w:r>
       <w:tab/>
       <w:tab/>
-      <w:t>2025-03-19</w:t>
+      <w:t>2025-03-20</w:t>
       <w:br/>
       <w:br/>
     </w:r>

--- a/tillsyn/A 61727-2024 tillsynsbegäran.docx
+++ b/tillsyn/A 61727-2024 tillsynsbegäran.docx
@@ -218,7 +218,7 @@
     <w:r>
       <w:tab/>
       <w:tab/>
-      <w:t>2025-03-20</w:t>
+      <w:t>2025-03-21</w:t>
       <w:br/>
       <w:br/>
     </w:r>

--- a/tillsyn/A 61727-2024 tillsynsbegäran.docx
+++ b/tillsyn/A 61727-2024 tillsynsbegäran.docx
@@ -218,7 +218,7 @@
     <w:r>
       <w:tab/>
       <w:tab/>
-      <w:t>2025-03-21</w:t>
+      <w:t>2025-03-22</w:t>
       <w:br/>
       <w:br/>
     </w:r>

--- a/tillsyn/A 61727-2024 tillsynsbegäran.docx
+++ b/tillsyn/A 61727-2024 tillsynsbegäran.docx
@@ -218,7 +218,7 @@
     <w:r>
       <w:tab/>
       <w:tab/>
-      <w:t>2025-03-22</w:t>
+      <w:t>2025-03-23</w:t>
       <w:br/>
       <w:br/>
     </w:r>

--- a/tillsyn/A 61727-2024 tillsynsbegäran.docx
+++ b/tillsyn/A 61727-2024 tillsynsbegäran.docx
@@ -218,7 +218,7 @@
     <w:r>
       <w:tab/>
       <w:tab/>
-      <w:t>2025-03-23</w:t>
+      <w:t>2025-03-24</w:t>
       <w:br/>
       <w:br/>
     </w:r>

--- a/tillsyn/A 61727-2024 tillsynsbegäran.docx
+++ b/tillsyn/A 61727-2024 tillsynsbegäran.docx
@@ -218,7 +218,7 @@
     <w:r>
       <w:tab/>
       <w:tab/>
-      <w:t>2025-03-24</w:t>
+      <w:t>2025-03-25</w:t>
       <w:br/>
       <w:br/>
     </w:r>

--- a/tillsyn/A 61727-2024 tillsynsbegäran.docx
+++ b/tillsyn/A 61727-2024 tillsynsbegäran.docx
@@ -218,7 +218,7 @@
     <w:r>
       <w:tab/>
       <w:tab/>
-      <w:t>2025-03-25</w:t>
+      <w:t>2025-03-26</w:t>
       <w:br/>
       <w:br/>
     </w:r>

--- a/tillsyn/A 61727-2024 tillsynsbegäran.docx
+++ b/tillsyn/A 61727-2024 tillsynsbegäran.docx
@@ -218,7 +218,7 @@
     <w:r>
       <w:tab/>
       <w:tab/>
-      <w:t>2025-03-26</w:t>
+      <w:t>2025-03-27</w:t>
       <w:br/>
       <w:br/>
     </w:r>

--- a/tillsyn/A 61727-2024 tillsynsbegäran.docx
+++ b/tillsyn/A 61727-2024 tillsynsbegäran.docx
@@ -218,7 +218,7 @@
     <w:r>
       <w:tab/>
       <w:tab/>
-      <w:t>2025-03-27</w:t>
+      <w:t>2025-03-28</w:t>
       <w:br/>
       <w:br/>
     </w:r>

--- a/tillsyn/A 61727-2024 tillsynsbegäran.docx
+++ b/tillsyn/A 61727-2024 tillsynsbegäran.docx
@@ -218,7 +218,7 @@
     <w:r>
       <w:tab/>
       <w:tab/>
-      <w:t>2025-04-02</w:t>
+      <w:t>2025-04-03</w:t>
       <w:br/>
       <w:br/>
     </w:r>

--- a/tillsyn/A 61727-2024 tillsynsbegäran.docx
+++ b/tillsyn/A 61727-2024 tillsynsbegäran.docx
@@ -218,7 +218,7 @@
     <w:r>
       <w:tab/>
       <w:tab/>
-      <w:t>2025-04-03</w:t>
+      <w:t>2025-04-05</w:t>
       <w:br/>
       <w:br/>
     </w:r>

--- a/tillsyn/A 61727-2024 tillsynsbegäran.docx
+++ b/tillsyn/A 61727-2024 tillsynsbegäran.docx
@@ -218,7 +218,7 @@
     <w:r>
       <w:tab/>
       <w:tab/>
-      <w:t>2025-04-05</w:t>
+      <w:t>2025-04-06</w:t>
       <w:br/>
       <w:br/>
     </w:r>

--- a/tillsyn/A 61727-2024 tillsynsbegäran.docx
+++ b/tillsyn/A 61727-2024 tillsynsbegäran.docx
@@ -218,7 +218,7 @@
     <w:r>
       <w:tab/>
       <w:tab/>
-      <w:t>2025-04-06</w:t>
+      <w:t>2025-04-07</w:t>
       <w:br/>
       <w:br/>
     </w:r>

--- a/tillsyn/A 61727-2024 tillsynsbegäran.docx
+++ b/tillsyn/A 61727-2024 tillsynsbegäran.docx
@@ -218,7 +218,7 @@
     <w:r>
       <w:tab/>
       <w:tab/>
-      <w:t>2025-04-07</w:t>
+      <w:t>2025-04-08</w:t>
       <w:br/>
       <w:br/>
     </w:r>

--- a/tillsyn/A 61727-2024 tillsynsbegäran.docx
+++ b/tillsyn/A 61727-2024 tillsynsbegäran.docx
@@ -218,7 +218,7 @@
     <w:r>
       <w:tab/>
       <w:tab/>
-      <w:t>2025-04-08</w:t>
+      <w:t>2025-04-09</w:t>
       <w:br/>
       <w:br/>
     </w:r>

--- a/tillsyn/A 61727-2024 tillsynsbegäran.docx
+++ b/tillsyn/A 61727-2024 tillsynsbegäran.docx
@@ -218,7 +218,7 @@
     <w:r>
       <w:tab/>
       <w:tab/>
-      <w:t>2025-04-09</w:t>
+      <w:t>2025-04-10</w:t>
       <w:br/>
       <w:br/>
     </w:r>

--- a/tillsyn/A 61727-2024 tillsynsbegäran.docx
+++ b/tillsyn/A 61727-2024 tillsynsbegäran.docx
@@ -218,7 +218,7 @@
     <w:r>
       <w:tab/>
       <w:tab/>
-      <w:t>2025-04-10</w:t>
+      <w:t>2025-04-11</w:t>
       <w:br/>
       <w:br/>
     </w:r>

--- a/tillsyn/A 61727-2024 tillsynsbegäran.docx
+++ b/tillsyn/A 61727-2024 tillsynsbegäran.docx
@@ -218,7 +218,7 @@
     <w:r>
       <w:tab/>
       <w:tab/>
-      <w:t>2025-04-11</w:t>
+      <w:t>2025-04-12</w:t>
       <w:br/>
       <w:br/>
     </w:r>

--- a/tillsyn/A 61727-2024 tillsynsbegäran.docx
+++ b/tillsyn/A 61727-2024 tillsynsbegäran.docx
@@ -218,7 +218,7 @@
     <w:r>
       <w:tab/>
       <w:tab/>
-      <w:t>2025-04-12</w:t>
+      <w:t>2025-04-13</w:t>
       <w:br/>
       <w:br/>
     </w:r>

--- a/tillsyn/A 61727-2024 tillsynsbegäran.docx
+++ b/tillsyn/A 61727-2024 tillsynsbegäran.docx
@@ -218,7 +218,7 @@
     <w:r>
       <w:tab/>
       <w:tab/>
-      <w:t>2025-04-13</w:t>
+      <w:t>2025-04-14</w:t>
       <w:br/>
       <w:br/>
     </w:r>

--- a/tillsyn/A 61727-2024 tillsynsbegäran.docx
+++ b/tillsyn/A 61727-2024 tillsynsbegäran.docx
@@ -218,7 +218,7 @@
     <w:r>
       <w:tab/>
       <w:tab/>
-      <w:t>2025-04-14</w:t>
+      <w:t>2025-04-15</w:t>
       <w:br/>
       <w:br/>
     </w:r>

--- a/tillsyn/A 61727-2024 tillsynsbegäran.docx
+++ b/tillsyn/A 61727-2024 tillsynsbegäran.docx
@@ -218,7 +218,7 @@
     <w:r>
       <w:tab/>
       <w:tab/>
-      <w:t>2025-04-15</w:t>
+      <w:t>2025-04-16</w:t>
       <w:br/>
       <w:br/>
     </w:r>

--- a/tillsyn/A 61727-2024 tillsynsbegäran.docx
+++ b/tillsyn/A 61727-2024 tillsynsbegäran.docx
@@ -218,7 +218,7 @@
     <w:r>
       <w:tab/>
       <w:tab/>
-      <w:t>2025-04-16</w:t>
+      <w:t>2025-04-17</w:t>
       <w:br/>
       <w:br/>
     </w:r>

--- a/tillsyn/A 61727-2024 tillsynsbegäran.docx
+++ b/tillsyn/A 61727-2024 tillsynsbegäran.docx
@@ -218,7 +218,7 @@
     <w:r>
       <w:tab/>
       <w:tab/>
-      <w:t>2025-04-17</w:t>
+      <w:t>2025-04-18</w:t>
       <w:br/>
       <w:br/>
     </w:r>

--- a/tillsyn/A 61727-2024 tillsynsbegäran.docx
+++ b/tillsyn/A 61727-2024 tillsynsbegäran.docx
@@ -218,7 +218,7 @@
     <w:r>
       <w:tab/>
       <w:tab/>
-      <w:t>2025-05-03</w:t>
+      <w:t>2025-05-04</w:t>
       <w:br/>
       <w:br/>
     </w:r>

--- a/tillsyn/A 61727-2024 tillsynsbegäran.docx
+++ b/tillsyn/A 61727-2024 tillsynsbegäran.docx
@@ -218,7 +218,7 @@
     <w:r>
       <w:tab/>
       <w:tab/>
-      <w:t>2025-05-04</w:t>
+      <w:t>2025-05-06</w:t>
       <w:br/>
       <w:br/>
     </w:r>

--- a/tillsyn/A 61727-2024 tillsynsbegäran.docx
+++ b/tillsyn/A 61727-2024 tillsynsbegäran.docx
@@ -218,7 +218,7 @@
     <w:r>
       <w:tab/>
       <w:tab/>
-      <w:t>2025-05-06</w:t>
+      <w:t>2025-05-07</w:t>
       <w:br/>
       <w:br/>
     </w:r>

--- a/tillsyn/A 61727-2024 tillsynsbegäran.docx
+++ b/tillsyn/A 61727-2024 tillsynsbegäran.docx
@@ -218,7 +218,7 @@
     <w:r>
       <w:tab/>
       <w:tab/>
-      <w:t>2025-05-07</w:t>
+      <w:t>2025-05-08</w:t>
       <w:br/>
       <w:br/>
     </w:r>

--- a/tillsyn/A 61727-2024 tillsynsbegäran.docx
+++ b/tillsyn/A 61727-2024 tillsynsbegäran.docx
@@ -218,7 +218,7 @@
     <w:r>
       <w:tab/>
       <w:tab/>
-      <w:t>2025-05-08</w:t>
+      <w:t>2025-05-09</w:t>
       <w:br/>
       <w:br/>
     </w:r>

--- a/tillsyn/A 61727-2024 tillsynsbegäran.docx
+++ b/tillsyn/A 61727-2024 tillsynsbegäran.docx
@@ -218,7 +218,7 @@
     <w:r>
       <w:tab/>
       <w:tab/>
-      <w:t>2025-05-09</w:t>
+      <w:t>2025-05-10</w:t>
       <w:br/>
       <w:br/>
     </w:r>

--- a/tillsyn/A 61727-2024 tillsynsbegäran.docx
+++ b/tillsyn/A 61727-2024 tillsynsbegäran.docx
@@ -218,7 +218,7 @@
     <w:r>
       <w:tab/>
       <w:tab/>
-      <w:t>2025-05-10</w:t>
+      <w:t>2025-05-11</w:t>
       <w:br/>
       <w:br/>
     </w:r>

--- a/tillsyn/A 61727-2024 tillsynsbegäran.docx
+++ b/tillsyn/A 61727-2024 tillsynsbegäran.docx
@@ -218,7 +218,7 @@
     <w:r>
       <w:tab/>
       <w:tab/>
-      <w:t>2025-05-11</w:t>
+      <w:t>2025-05-12</w:t>
       <w:br/>
       <w:br/>
     </w:r>

--- a/tillsyn/A 61727-2024 tillsynsbegäran.docx
+++ b/tillsyn/A 61727-2024 tillsynsbegäran.docx
@@ -218,7 +218,7 @@
     <w:r>
       <w:tab/>
       <w:tab/>
-      <w:t>2025-05-12</w:t>
+      <w:t>2025-05-13</w:t>
       <w:br/>
       <w:br/>
     </w:r>

--- a/tillsyn/A 61727-2024 tillsynsbegäran.docx
+++ b/tillsyn/A 61727-2024 tillsynsbegäran.docx
@@ -218,7 +218,7 @@
     <w:r>
       <w:tab/>
       <w:tab/>
-      <w:t>2025-05-13</w:t>
+      <w:t>2025-05-14</w:t>
       <w:br/>
       <w:br/>
     </w:r>

--- a/tillsyn/A 61727-2024 tillsynsbegäran.docx
+++ b/tillsyn/A 61727-2024 tillsynsbegäran.docx
@@ -218,7 +218,7 @@
     <w:r>
       <w:tab/>
       <w:tab/>
-      <w:t>2025-05-14</w:t>
+      <w:t>2025-05-15</w:t>
       <w:br/>
       <w:br/>
     </w:r>

--- a/tillsyn/A 61727-2024 tillsynsbegäran.docx
+++ b/tillsyn/A 61727-2024 tillsynsbegäran.docx
@@ -218,7 +218,7 @@
     <w:r>
       <w:tab/>
       <w:tab/>
-      <w:t>2025-05-15</w:t>
+      <w:t>2025-05-16</w:t>
       <w:br/>
       <w:br/>
     </w:r>

--- a/tillsyn/A 61727-2024 tillsynsbegäran.docx
+++ b/tillsyn/A 61727-2024 tillsynsbegäran.docx
@@ -218,7 +218,7 @@
     <w:r>
       <w:tab/>
       <w:tab/>
-      <w:t>2025-05-16</w:t>
+      <w:t>2025-05-17</w:t>
       <w:br/>
       <w:br/>
     </w:r>

--- a/tillsyn/A 61727-2024 tillsynsbegäran.docx
+++ b/tillsyn/A 61727-2024 tillsynsbegäran.docx
@@ -218,7 +218,7 @@
     <w:r>
       <w:tab/>
       <w:tab/>
-      <w:t>2025-05-17</w:t>
+      <w:t>2025-05-18</w:t>
       <w:br/>
       <w:br/>
     </w:r>

--- a/tillsyn/A 61727-2024 tillsynsbegäran.docx
+++ b/tillsyn/A 61727-2024 tillsynsbegäran.docx
@@ -218,7 +218,7 @@
     <w:r>
       <w:tab/>
       <w:tab/>
-      <w:t>2025-05-18</w:t>
+      <w:t>2025-05-19</w:t>
       <w:br/>
       <w:br/>
     </w:r>

--- a/tillsyn/A 61727-2024 tillsynsbegäran.docx
+++ b/tillsyn/A 61727-2024 tillsynsbegäran.docx
@@ -218,7 +218,7 @@
     <w:r>
       <w:tab/>
       <w:tab/>
-      <w:t>2025-05-19</w:t>
+      <w:t>2025-05-20</w:t>
       <w:br/>
       <w:br/>
     </w:r>

--- a/tillsyn/A 61727-2024 tillsynsbegäran.docx
+++ b/tillsyn/A 61727-2024 tillsynsbegäran.docx
@@ -218,7 +218,7 @@
     <w:r>
       <w:tab/>
       <w:tab/>
-      <w:t>2025-05-20</w:t>
+      <w:t>2025-05-21</w:t>
       <w:br/>
       <w:br/>
     </w:r>

--- a/tillsyn/A 61727-2024 tillsynsbegäran.docx
+++ b/tillsyn/A 61727-2024 tillsynsbegäran.docx
@@ -90,6 +90,17 @@
         <w:t>Figur 1. Fyndplatser för naturvårdsarter i det avverkningsanmälda området (röd linje). Markörer utan svart kant är placerade på fyndplatsen. Markörer med svart kant är placerade vid sidan av fyndplatsen och har ett svart streck som visar fyndplatsens exakta position. Kartans mittpunktskoordinat är N 6375037, E 433948 i SWEREF 99 TM.</w:t>
       </w:r>
     </w:p>
+    <w:p>
+      <w:r>
+        <w:rPr>
+          <w:b/>
+        </w:rPr>
+        <w:t xml:space="preserve">Kattfotslav </w:t>
+      </w:r>
+      <w:r>
+        <w:t>är en mycket god signalart i hela sitt svenska utbredningsområde och skogsbestånd med kattfotslav är alltid värdefulla ur naturvårdssynpunkt. Arten indikerar dels ett mikroklimat med konstant hög luftfuktighet, dels kontinuitet av äldre träd och god trädslutenhet. Trots att den är vanligare i sydvästra Sverige växer den enbart i skogsbestånd med höga naturvärden. Den är känslig för skogliga ingrepp som kan förändra lokal- och mikroklimat (Nitare &amp; Skogsstyrelsen, 2019).</w:t>
+      </w:r>
+    </w:p>
     <w:sectPr>
       <w:headerReference w:type="even" r:id="rId8"/>
       <w:headerReference w:type="default" r:id="rId9"/>
@@ -218,7 +229,7 @@
     <w:r>
       <w:tab/>
       <w:tab/>
-      <w:t>2025-05-21</w:t>
+      <w:t>2025-05-22</w:t>
       <w:br/>
       <w:br/>
     </w:r>

--- a/tillsyn/A 61727-2024 tillsynsbegäran.docx
+++ b/tillsyn/A 61727-2024 tillsynsbegäran.docx
@@ -229,7 +229,7 @@
     <w:r>
       <w:tab/>
       <w:tab/>
-      <w:t>2025-05-22</w:t>
+      <w:t>2025-05-23</w:t>
       <w:br/>
       <w:br/>
     </w:r>

--- a/tillsyn/A 61727-2024 tillsynsbegäran.docx
+++ b/tillsyn/A 61727-2024 tillsynsbegäran.docx
@@ -229,7 +229,7 @@
     <w:r>
       <w:tab/>
       <w:tab/>
-      <w:t>2025-05-23</w:t>
+      <w:t>2025-05-24</w:t>
       <w:br/>
       <w:br/>
     </w:r>

--- a/tillsyn/A 61727-2024 tillsynsbegäran.docx
+++ b/tillsyn/A 61727-2024 tillsynsbegäran.docx
@@ -229,7 +229,7 @@
     <w:r>
       <w:tab/>
       <w:tab/>
-      <w:t>2025-05-24</w:t>
+      <w:t>2025-05-25</w:t>
       <w:br/>
       <w:br/>
     </w:r>

--- a/tillsyn/A 61727-2024 tillsynsbegäran.docx
+++ b/tillsyn/A 61727-2024 tillsynsbegäran.docx
@@ -229,7 +229,7 @@
     <w:r>
       <w:tab/>
       <w:tab/>
-      <w:t>2025-05-25</w:t>
+      <w:t>2025-05-26</w:t>
       <w:br/>
       <w:br/>
     </w:r>

--- a/tillsyn/A 61727-2024 tillsynsbegäran.docx
+++ b/tillsyn/A 61727-2024 tillsynsbegäran.docx
@@ -229,7 +229,7 @@
     <w:r>
       <w:tab/>
       <w:tab/>
-      <w:t>2025-05-26</w:t>
+      <w:t>2025-05-27</w:t>
       <w:br/>
       <w:br/>
     </w:r>

--- a/tillsyn/A 61727-2024 tillsynsbegäran.docx
+++ b/tillsyn/A 61727-2024 tillsynsbegäran.docx
@@ -229,7 +229,7 @@
     <w:r>
       <w:tab/>
       <w:tab/>
-      <w:t>2025-05-27</w:t>
+      <w:t>2025-05-30</w:t>
       <w:br/>
       <w:br/>
     </w:r>

--- a/tillsyn/A 61727-2024 tillsynsbegäran.docx
+++ b/tillsyn/A 61727-2024 tillsynsbegäran.docx
@@ -229,7 +229,7 @@
     <w:r>
       <w:tab/>
       <w:tab/>
-      <w:t>2025-05-30</w:t>
+      <w:t>2025-06-01</w:t>
       <w:br/>
       <w:br/>
     </w:r>

--- a/tillsyn/A 61727-2024 tillsynsbegäran.docx
+++ b/tillsyn/A 61727-2024 tillsynsbegäran.docx
@@ -229,7 +229,7 @@
     <w:r>
       <w:tab/>
       <w:tab/>
-      <w:t>2025-06-01</w:t>
+      <w:t>2025-06-02</w:t>
       <w:br/>
       <w:br/>
     </w:r>

--- a/tillsyn/A 61727-2024 tillsynsbegäran.docx
+++ b/tillsyn/A 61727-2024 tillsynsbegäran.docx
@@ -229,7 +229,7 @@
     <w:r>
       <w:tab/>
       <w:tab/>
-      <w:t>2025-06-02</w:t>
+      <w:t>2025-06-03</w:t>
       <w:br/>
       <w:br/>
     </w:r>

--- a/tillsyn/A 61727-2024 tillsynsbegäran.docx
+++ b/tillsyn/A 61727-2024 tillsynsbegäran.docx
@@ -229,7 +229,7 @@
     <w:r>
       <w:tab/>
       <w:tab/>
-      <w:t>2025-06-03</w:t>
+      <w:t>2025-06-04</w:t>
       <w:br/>
       <w:br/>
     </w:r>

--- a/tillsyn/A 61727-2024 tillsynsbegäran.docx
+++ b/tillsyn/A 61727-2024 tillsynsbegäran.docx
@@ -229,7 +229,7 @@
     <w:r>
       <w:tab/>
       <w:tab/>
-      <w:t>2025-06-04</w:t>
+      <w:t>2025-06-05</w:t>
       <w:br/>
       <w:br/>
     </w:r>

--- a/tillsyn/A 61727-2024 tillsynsbegäran.docx
+++ b/tillsyn/A 61727-2024 tillsynsbegäran.docx
@@ -229,7 +229,7 @@
     <w:r>
       <w:tab/>
       <w:tab/>
-      <w:t>2025-06-05</w:t>
+      <w:t>2025-06-13</w:t>
       <w:br/>
       <w:br/>
     </w:r>

--- a/tillsyn/A 61727-2024 tillsynsbegäran.docx
+++ b/tillsyn/A 61727-2024 tillsynsbegäran.docx
@@ -229,7 +229,7 @@
     <w:r>
       <w:tab/>
       <w:tab/>
-      <w:t>2025-06-13</w:t>
+      <w:t>2025-06-15</w:t>
       <w:br/>
       <w:br/>
     </w:r>

--- a/tillsyn/A 61727-2024 tillsynsbegäran.docx
+++ b/tillsyn/A 61727-2024 tillsynsbegäran.docx
@@ -229,7 +229,7 @@
     <w:r>
       <w:tab/>
       <w:tab/>
-      <w:t>2025-06-15</w:t>
+      <w:t>2025-06-16</w:t>
       <w:br/>
       <w:br/>
     </w:r>

--- a/tillsyn/A 61727-2024 tillsynsbegäran.docx
+++ b/tillsyn/A 61727-2024 tillsynsbegäran.docx
@@ -229,7 +229,7 @@
     <w:r>
       <w:tab/>
       <w:tab/>
-      <w:t>2025-06-16</w:t>
+      <w:t>2025-06-17</w:t>
       <w:br/>
       <w:br/>
     </w:r>

--- a/tillsyn/A 61727-2024 tillsynsbegäran.docx
+++ b/tillsyn/A 61727-2024 tillsynsbegäran.docx
@@ -229,7 +229,7 @@
     <w:r>
       <w:tab/>
       <w:tab/>
-      <w:t>2025-06-17</w:t>
+      <w:t>2025-06-18</w:t>
       <w:br/>
       <w:br/>
     </w:r>

--- a/tillsyn/A 61727-2024 tillsynsbegäran.docx
+++ b/tillsyn/A 61727-2024 tillsynsbegäran.docx
@@ -229,7 +229,7 @@
     <w:r>
       <w:tab/>
       <w:tab/>
-      <w:t>2025-06-18</w:t>
+      <w:t>2025-06-19</w:t>
       <w:br/>
       <w:br/>
     </w:r>

--- a/tillsyn/A 61727-2024 tillsynsbegäran.docx
+++ b/tillsyn/A 61727-2024 tillsynsbegäran.docx
@@ -229,7 +229,7 @@
     <w:r>
       <w:tab/>
       <w:tab/>
-      <w:t>2025-06-19</w:t>
+      <w:t>2025-06-20</w:t>
       <w:br/>
       <w:br/>
     </w:r>

--- a/tillsyn/A 61727-2024 tillsynsbegäran.docx
+++ b/tillsyn/A 61727-2024 tillsynsbegäran.docx
@@ -229,7 +229,7 @@
     <w:r>
       <w:tab/>
       <w:tab/>
-      <w:t>2025-06-20</w:t>
+      <w:t>2025-06-21</w:t>
       <w:br/>
       <w:br/>
     </w:r>

--- a/tillsyn/A 61727-2024 tillsynsbegäran.docx
+++ b/tillsyn/A 61727-2024 tillsynsbegäran.docx
@@ -229,7 +229,7 @@
     <w:r>
       <w:tab/>
       <w:tab/>
-      <w:t>2025-06-21</w:t>
+      <w:t>2025-06-22</w:t>
       <w:br/>
       <w:br/>
     </w:r>

--- a/tillsyn/A 61727-2024 tillsynsbegäran.docx
+++ b/tillsyn/A 61727-2024 tillsynsbegäran.docx
@@ -229,7 +229,7 @@
     <w:r>
       <w:tab/>
       <w:tab/>
-      <w:t>2025-06-22</w:t>
+      <w:t>2025-06-23</w:t>
       <w:br/>
       <w:br/>
     </w:r>

--- a/tillsyn/A 61727-2024 tillsynsbegäran.docx
+++ b/tillsyn/A 61727-2024 tillsynsbegäran.docx
@@ -229,7 +229,7 @@
     <w:r>
       <w:tab/>
       <w:tab/>
-      <w:t>2025-06-23</w:t>
+      <w:t>2025-06-24</w:t>
       <w:br/>
       <w:br/>
     </w:r>

--- a/tillsyn/A 61727-2024 tillsynsbegäran.docx
+++ b/tillsyn/A 61727-2024 tillsynsbegäran.docx
@@ -229,7 +229,7 @@
     <w:r>
       <w:tab/>
       <w:tab/>
-      <w:t>2025-06-24</w:t>
+      <w:t>2025-06-25</w:t>
       <w:br/>
       <w:br/>
     </w:r>

--- a/tillsyn/A 61727-2024 tillsynsbegäran.docx
+++ b/tillsyn/A 61727-2024 tillsynsbegäran.docx
@@ -229,7 +229,7 @@
     <w:r>
       <w:tab/>
       <w:tab/>
-      <w:t>2025-06-25</w:t>
+      <w:t>2025-06-26</w:t>
       <w:br/>
       <w:br/>
     </w:r>

--- a/tillsyn/A 61727-2024 tillsynsbegäran.docx
+++ b/tillsyn/A 61727-2024 tillsynsbegäran.docx
@@ -229,7 +229,7 @@
     <w:r>
       <w:tab/>
       <w:tab/>
-      <w:t>2025-06-26</w:t>
+      <w:t>2025-06-27</w:t>
       <w:br/>
       <w:br/>
     </w:r>

--- a/tillsyn/A 61727-2024 tillsynsbegäran.docx
+++ b/tillsyn/A 61727-2024 tillsynsbegäran.docx
@@ -229,7 +229,7 @@
     <w:r>
       <w:tab/>
       <w:tab/>
-      <w:t>2025-06-27</w:t>
+      <w:t>2025-06-28</w:t>
       <w:br/>
       <w:br/>
     </w:r>

--- a/tillsyn/A 61727-2024 tillsynsbegäran.docx
+++ b/tillsyn/A 61727-2024 tillsynsbegäran.docx
@@ -229,7 +229,7 @@
     <w:r>
       <w:tab/>
       <w:tab/>
-      <w:t>2025-06-28</w:t>
+      <w:t>2025-06-29</w:t>
       <w:br/>
       <w:br/>
     </w:r>

--- a/tillsyn/A 61727-2024 tillsynsbegäran.docx
+++ b/tillsyn/A 61727-2024 tillsynsbegäran.docx
@@ -229,7 +229,7 @@
     <w:r>
       <w:tab/>
       <w:tab/>
-      <w:t>2025-06-29</w:t>
+      <w:t>2025-06-30</w:t>
       <w:br/>
       <w:br/>
     </w:r>

--- a/tillsyn/A 61727-2024 tillsynsbegäran.docx
+++ b/tillsyn/A 61727-2024 tillsynsbegäran.docx
@@ -229,7 +229,7 @@
     <w:r>
       <w:tab/>
       <w:tab/>
-      <w:t>2025-06-30</w:t>
+      <w:t>2025-07-01</w:t>
       <w:br/>
       <w:br/>
     </w:r>

--- a/tillsyn/A 61727-2024 tillsynsbegäran.docx
+++ b/tillsyn/A 61727-2024 tillsynsbegäran.docx
@@ -229,7 +229,7 @@
     <w:r>
       <w:tab/>
       <w:tab/>
-      <w:t>2025-07-01</w:t>
+      <w:t>2025-07-02</w:t>
       <w:br/>
       <w:br/>
     </w:r>

--- a/tillsyn/A 61727-2024 tillsynsbegäran.docx
+++ b/tillsyn/A 61727-2024 tillsynsbegäran.docx
@@ -229,7 +229,7 @@
     <w:r>
       <w:tab/>
       <w:tab/>
-      <w:t>2025-07-02</w:t>
+      <w:t>2025-07-03</w:t>
       <w:br/>
       <w:br/>
     </w:r>

--- a/tillsyn/A 61727-2024 tillsynsbegäran.docx
+++ b/tillsyn/A 61727-2024 tillsynsbegäran.docx
@@ -229,7 +229,7 @@
     <w:r>
       <w:tab/>
       <w:tab/>
-      <w:t>2025-07-03</w:t>
+      <w:t>2025-07-04</w:t>
       <w:br/>
       <w:br/>
     </w:r>

--- a/tillsyn/A 61727-2024 tillsynsbegäran.docx
+++ b/tillsyn/A 61727-2024 tillsynsbegäran.docx
@@ -229,7 +229,7 @@
     <w:r>
       <w:tab/>
       <w:tab/>
-      <w:t>2025-07-04</w:t>
+      <w:t>2025-07-05</w:t>
       <w:br/>
       <w:br/>
     </w:r>

--- a/tillsyn/A 61727-2024 tillsynsbegäran.docx
+++ b/tillsyn/A 61727-2024 tillsynsbegäran.docx
@@ -229,7 +229,7 @@
     <w:r>
       <w:tab/>
       <w:tab/>
-      <w:t>2025-07-05</w:t>
+      <w:t>2025-07-06</w:t>
       <w:br/>
       <w:br/>
     </w:r>

--- a/tillsyn/A 61727-2024 tillsynsbegäran.docx
+++ b/tillsyn/A 61727-2024 tillsynsbegäran.docx
@@ -229,7 +229,7 @@
     <w:r>
       <w:tab/>
       <w:tab/>
-      <w:t>2025-07-06</w:t>
+      <w:t>2025-07-07</w:t>
       <w:br/>
       <w:br/>
     </w:r>

--- a/tillsyn/A 61727-2024 tillsynsbegäran.docx
+++ b/tillsyn/A 61727-2024 tillsynsbegäran.docx
@@ -229,7 +229,7 @@
     <w:r>
       <w:tab/>
       <w:tab/>
-      <w:t>2025-07-07</w:t>
+      <w:t>2025-07-08</w:t>
       <w:br/>
       <w:br/>
     </w:r>

--- a/tillsyn/A 61727-2024 tillsynsbegäran.docx
+++ b/tillsyn/A 61727-2024 tillsynsbegäran.docx
@@ -229,7 +229,7 @@
     <w:r>
       <w:tab/>
       <w:tab/>
-      <w:t>2025-07-08</w:t>
+      <w:t>2025-07-09</w:t>
       <w:br/>
       <w:br/>
     </w:r>

--- a/tillsyn/A 61727-2024 tillsynsbegäran.docx
+++ b/tillsyn/A 61727-2024 tillsynsbegäran.docx
@@ -229,7 +229,7 @@
     <w:r>
       <w:tab/>
       <w:tab/>
-      <w:t>2025-07-09</w:t>
+      <w:t>2025-07-11</w:t>
       <w:br/>
       <w:br/>
     </w:r>

--- a/tillsyn/A 61727-2024 tillsynsbegäran.docx
+++ b/tillsyn/A 61727-2024 tillsynsbegäran.docx
@@ -229,7 +229,7 @@
     <w:r>
       <w:tab/>
       <w:tab/>
-      <w:t>2025-07-11</w:t>
+      <w:t>2025-07-12</w:t>
       <w:br/>
       <w:br/>
     </w:r>

--- a/tillsyn/A 61727-2024 tillsynsbegäran.docx
+++ b/tillsyn/A 61727-2024 tillsynsbegäran.docx
@@ -229,7 +229,7 @@
     <w:r>
       <w:tab/>
       <w:tab/>
-      <w:t>2025-07-12</w:t>
+      <w:t>2025-07-13</w:t>
       <w:br/>
       <w:br/>
     </w:r>

--- a/tillsyn/A 61727-2024 tillsynsbegäran.docx
+++ b/tillsyn/A 61727-2024 tillsynsbegäran.docx
@@ -229,7 +229,7 @@
     <w:r>
       <w:tab/>
       <w:tab/>
-      <w:t>2025-07-13</w:t>
+      <w:t>2025-07-14</w:t>
       <w:br/>
       <w:br/>
     </w:r>

--- a/tillsyn/A 61727-2024 tillsynsbegäran.docx
+++ b/tillsyn/A 61727-2024 tillsynsbegäran.docx
@@ -229,7 +229,7 @@
     <w:r>
       <w:tab/>
       <w:tab/>
-      <w:t>2025-08-06</w:t>
+      <w:t>2025-08-09</w:t>
       <w:br/>
       <w:br/>
     </w:r>
